--- a/examples/datasets/doc/08-nn5.docx
+++ b/examples/datasets/doc/08-nn5.docx
@@ -873,7 +873,7 @@
               <a:graphicData uri="http://schemas.openxmlformats.org/drawingml/2006/picture">
                 <pic:pic>
                   <pic:nvPicPr>
-                    <pic:cNvPr descr="/home/gpca/tspredit/examples/datasets/doc/08-nn5_files/c2a1f76e70b8462da7b1741333d2c9ae84a2aee4.png" id="13" name="Picture"/>
+                    <pic:cNvPr descr="C:\Git\cefet-rj-dal\tspredit\examples\datasets\doc\08-nn5_files/6715864de114e3191f7b34cb323b8c07f625bbf9.png" id="13" name="Picture"/>
                     <pic:cNvPicPr>
                       <a:picLocks noChangeArrowheads="1" noChangeAspect="1"/>
                     </pic:cNvPicPr>

--- a/examples/datasets/doc/08-nn5.docx
+++ b/examples/datasets/doc/08-nn5.docx
@@ -873,7 +873,7 @@
               <a:graphicData uri="http://schemas.openxmlformats.org/drawingml/2006/picture">
                 <pic:pic>
                   <pic:nvPicPr>
-                    <pic:cNvPr descr="C:\Git\cefet-rj-dal\tspredit\examples\datasets\doc\08-nn5_files/6715864de114e3191f7b34cb323b8c07f625bbf9.png" id="13" name="Picture"/>
+                    <pic:cNvPr descr="C:\Git\dal\tspredit\examples\datasets\doc\08-nn5_files/6715864de114e3191f7b34cb323b8c07f625bbf9.png" id="13" name="Picture"/>
                     <pic:cNvPicPr>
                       <a:picLocks noChangeArrowheads="1" noChangeAspect="1"/>
                     </pic:cNvPicPr>

--- a/examples/datasets/doc/08-nn5.docx
+++ b/examples/datasets/doc/08-nn5.docx
@@ -396,6 +396,51 @@
           <w:rStyle w:val="NormalTok"/>
         </w:rPr>
         <w:t xml:space="preserve">(NN5)</w:t>
+      </w:r>
+      <w:r>
+        <w:br/>
+      </w:r>
+      <w:r>
+        <w:rPr>
+          <w:rStyle w:val="NormalTok"/>
+        </w:rPr>
+        <w:t xml:space="preserve">NN5 </w:t>
+      </w:r>
+      <w:r>
+        <w:rPr>
+          <w:rStyle w:val="OtherTok"/>
+        </w:rPr>
+        <w:t xml:space="preserve">&lt;-</w:t>
+      </w:r>
+      <w:r>
+        <w:rPr>
+          <w:rStyle w:val="NormalTok"/>
+        </w:rPr>
+        <w:t xml:space="preserve"> </w:t>
+      </w:r>
+      <w:r>
+        <w:rPr>
+          <w:rStyle w:val="FunctionTok"/>
+        </w:rPr>
+        <w:t xml:space="preserve">tail</w:t>
+      </w:r>
+      <w:r>
+        <w:rPr>
+          <w:rStyle w:val="NormalTok"/>
+        </w:rPr>
+        <w:t xml:space="preserve">(NN5, </w:t>
+      </w:r>
+      <w:r>
+        <w:rPr>
+          <w:rStyle w:val="DecValTok"/>
+        </w:rPr>
+        <w:t xml:space="preserve">1000</w:t>
+      </w:r>
+      <w:r>
+        <w:rPr>
+          <w:rStyle w:val="NormalTok"/>
+        </w:rPr>
+        <w:t xml:space="preserve">)</w:t>
       </w:r>
       <w:r>
         <w:br/>

--- a/examples/datasets/doc/08-nn5.docx
+++ b/examples/datasets/doc/08-nn5.docx
@@ -918,7 +918,7 @@
               <a:graphicData uri="http://schemas.openxmlformats.org/drawingml/2006/picture">
                 <pic:pic>
                   <pic:nvPicPr>
-                    <pic:cNvPr descr="C:\Git\dal\tspredit\examples\datasets\doc\08-nn5_files/6715864de114e3191f7b34cb323b8c07f625bbf9.png" id="13" name="Picture"/>
+                    <pic:cNvPr descr="/home/gpca/tspredit/examples/datasets/doc/08-nn5_files/c2a1f76e70b8462da7b1741333d2c9ae84a2aee4.png" id="13" name="Picture"/>
                     <pic:cNvPicPr>
                       <a:picLocks noChangeArrowheads="1" noChangeAspect="1"/>
                     </pic:cNvPicPr>
